--- a/Python/Resume Building/2026/Java Programmer/Resume 20260521 Java Progammer Techladder.docx
+++ b/Python/Resume Building/2026/Java Programmer/Resume 20260521 Java Progammer Techladder.docx
@@ -1122,6 +1122,7 @@
                 <w:sz w:val="36"/>
                 <w:szCs w:val="36"/>
               </w:rPr>
+              <w:lastRenderedPageBreak/>
               <w:t>Education</w:t>
             </w:r>
           </w:p>
@@ -1682,8 +1683,7 @@
               <w:rPr>
                 <w:rFonts w:asciiTheme="majorHAnsi" w:hAnsiTheme="majorHAnsi"/>
                 <w:color w:val="2F5496" w:themeColor="accent1" w:themeShade="BF"/>
-                <w:sz w:val="36"/>
-                <w:szCs w:val="36"/>
+                <w:szCs w:val="20"/>
               </w:rPr>
             </w:pPr>
           </w:p>
@@ -2073,10 +2073,11 @@
   <w:abstractNum w:abstractNumId="0" w15:restartNumberingAfterBreak="0">
     <w:nsid w:val="FFFFFF89"/>
     <w:multiLevelType w:val="singleLevel"/>
-    <w:tmpl w:val="A28A1778"/>
+    <w:tmpl w:val="543E3164"/>
     <w:lvl w:ilvl="0">
       <w:start w:val="1"/>
       <w:numFmt w:val="bullet"/>
+      <w:pStyle w:val="ListBullet"/>
       <w:lvlText w:val=""/>
       <w:lvlJc w:val="left"/>
       <w:pPr>
@@ -4055,6 +4056,7 @@
   <w:style w:type="character" w:default="1" w:styleId="DefaultParagraphFont">
     <w:name w:val="Default Paragraph Font"/>
     <w:uiPriority w:val="1"/>
+    <w:semiHidden/>
     <w:unhideWhenUsed/>
   </w:style>
   <w:style w:type="table" w:default="1" w:styleId="TableNormal">
